--- a/labs/lab5/report/report.docx
+++ b/labs/lab5/report/report.docx
@@ -31,7 +31,7 @@
         <w:t xml:space="preserve"> </w:t>
       </w:r>
       <w:r>
-        <w:t xml:space="preserve">№5</w:t>
+        <w:t xml:space="preserve">№6</w:t>
       </w:r>
     </w:p>
     <w:p>
@@ -135,7 +135,7 @@
         <w:pStyle w:val="FirstParagraph"/>
       </w:pPr>
       <w:r>
-        <w:t xml:space="preserve">Получить основные навыки по настройке VLAN на коммутаторах сети</w:t>
+        <w:t xml:space="preserve">Настроить статическую маршрутизацию VLAN в сети.</w:t>
       </w:r>
     </w:p>
     <w:bookmarkEnd w:id="20"/>
@@ -165,13 +165,13 @@
         </w:numPr>
       </w:pPr>
       <w:r>
-        <w:t xml:space="preserve">На коммутаторах сети настроить Trunk-порты на соответствующих интерфейсах , связывающих коммутаторы между</w:t>
-      </w:r>
-      <w:r>
-        <w:t xml:space="preserve"> </w:t>
-      </w:r>
-      <w:r>
-        <w:t xml:space="preserve">собой.</w:t>
+        <w:t xml:space="preserve">Добавить в локальную сеть маршрутизатор, провести его первоначальную</w:t>
+      </w:r>
+      <w:r>
+        <w:t xml:space="preserve"> </w:t>
+      </w:r>
+      <w:r>
+        <w:t xml:space="preserve">настройку.</w:t>
       </w:r>
     </w:p>
     <w:p>
@@ -182,13 +182,13 @@
         </w:numPr>
       </w:pPr>
       <w:r>
-        <w:t xml:space="preserve">Коммутатор msk-donskaya-sw-1 настроить как VTP-сервер и прописать на</w:t>
-      </w:r>
-      <w:r>
-        <w:t xml:space="preserve"> </w:t>
-      </w:r>
-      <w:r>
-        <w:t xml:space="preserve">нём номера и названия VLAN .</w:t>
+        <w:t xml:space="preserve">Настроить статическую маршрутизацию VLAN</w:t>
+      </w:r>
+      <w:r>
+        <w:t xml:space="preserve">[1]</w:t>
+      </w:r>
+      <w:r>
+        <w:t xml:space="preserve">.</w:t>
       </w:r>
     </w:p>
     <w:p>
@@ -199,76 +199,11 @@
         </w:numPr>
       </w:pPr>
       <w:r>
-        <w:t xml:space="preserve">Коммутаторы msk-donskaya-sw-2 — msk-donskaya-sw-4, mskpavlovskaya-sw-1 настроить как VTP-клиенты, на интерфейсах указать</w:t>
-      </w:r>
-      <w:r>
-        <w:t xml:space="preserve"> </w:t>
-      </w:r>
-      <w:r>
-        <w:t xml:space="preserve">принадлежность к соответствующему VLAN .</w:t>
-      </w:r>
-    </w:p>
-    <w:p>
-      <w:pPr>
-        <w:numPr>
-          <w:ilvl w:val="0"/>
-          <w:numId w:val="1001"/>
-        </w:numPr>
-      </w:pPr>
-      <w:r>
-        <w:t xml:space="preserve">На серверах прописать IP-адреса.</w:t>
-      </w:r>
-    </w:p>
-    <w:p>
-      <w:pPr>
-        <w:numPr>
-          <w:ilvl w:val="0"/>
-          <w:numId w:val="1001"/>
-        </w:numPr>
-      </w:pPr>
-      <w:r>
-        <w:t xml:space="preserve">На оконечных устройствах указать соответствующий адрес шлюза и прописать статические IP-адреса из диапазона соответствующей сети, следуя</w:t>
-      </w:r>
-      <w:r>
-        <w:t xml:space="preserve"> </w:t>
-      </w:r>
-      <w:r>
-        <w:t xml:space="preserve">регламенту выделения ip-адресов .</w:t>
-      </w:r>
-    </w:p>
-    <w:p>
-      <w:pPr>
-        <w:numPr>
-          <w:ilvl w:val="0"/>
-          <w:numId w:val="1001"/>
-        </w:numPr>
-      </w:pPr>
-      <w:r>
-        <w:t xml:space="preserve">Проверить доступность устройств, принадлежащих одному VLAN, и недоступность устройств, принадлежащих разным VLAN</w:t>
-      </w:r>
-      <w:r>
-        <w:t xml:space="preserve"> </w:t>
-      </w:r>
-      <w:r>
-        <w:t xml:space="preserve">[1]</w:t>
-      </w:r>
-      <w:r>
-        <w:t xml:space="preserve">.</w:t>
-      </w:r>
-    </w:p>
-    <w:p>
-      <w:pPr>
-        <w:numPr>
-          <w:ilvl w:val="0"/>
-          <w:numId w:val="1001"/>
-        </w:numPr>
-      </w:pPr>
-      <w:r>
-        <w:t xml:space="preserve">При выполнении работы необходимо учитывать соглашение об именовании.</w:t>
+        <w:t xml:space="preserve">При выполнении работы необходимо учитывать соглашение об именовании</w:t>
       </w:r>
     </w:p>
     <w:bookmarkEnd w:id="21"/>
-    <w:bookmarkStart w:id="68" w:name="выполнение-лабораторной-работы"/>
+    <w:bookmarkStart w:id="47" w:name="выполнение-лабораторной-работы"/>
     <w:p>
       <w:pPr>
         <w:pStyle w:val="Heading1"/>
@@ -291,13 +226,7 @@
         <w:pStyle w:val="FirstParagraph"/>
       </w:pPr>
       <w:r>
-        <w:t xml:space="preserve">Используя приведённую ниже последовательность команд из примера</w:t>
-      </w:r>
-      <w:r>
-        <w:t xml:space="preserve"> </w:t>
-      </w:r>
-      <w:r>
-        <w:t xml:space="preserve">по конфигурации Trunk-порта на интерфейсе g0/1 коммутатора mskdonskaya-sw-1, настроим Trunk-порты на соответствующих интерфейсах всех коммутаторов. (рис. 1) (рис. 2). (рис. 3). (рис. 4). (рис. 5).</w:t>
+        <w:t xml:space="preserve">В логической области проекта разместим маршрутизатор Cisco 2811, подключим его к порту 24 коммутатора msk-donskaya-sw-1 (рис. 1)</w:t>
       </w:r>
     </w:p>
     <w:p>
@@ -307,9 +236,9 @@
       <w:r>
         <w:drawing>
           <wp:inline>
-            <wp:extent cx="3733800" cy="2281554"/>
+            <wp:extent cx="3733800" cy="2224046"/>
             <wp:effectExtent b="0" l="0" r="0" t="0"/>
-            <wp:docPr descr="Конфигурация Trunk-порта msk-donskaya-sw-1" title="" id="23" name="Picture"/>
+            <wp:docPr descr="Размещение маршрутизатора Cisco 2811" title="" id="23" name="Picture"/>
             <a:graphic>
               <a:graphicData uri="http://schemas.openxmlformats.org/drawingml/2006/picture">
                 <pic:pic>
@@ -328,7 +257,7 @@
                   <pic:spPr bwMode="auto">
                     <a:xfrm>
                       <a:off x="0" y="0"/>
-                      <a:ext cx="3733800" cy="2281554"/>
+                      <a:ext cx="3733800" cy="2224046"/>
                     </a:xfrm>
                     <a:prstGeom prst="rect">
                       <a:avLst/>
@@ -352,7 +281,27 @@
         <w:pStyle w:val="ImageCaption"/>
       </w:pPr>
       <w:r>
-        <w:t xml:space="preserve">Рис. 1: Конфигурация Trunk-порта msk-donskaya-sw-1</w:t>
+        <w:t xml:space="preserve">Рис. 1: Размещение маршрутизатора Cisco 2811</w:t>
+      </w:r>
+    </w:p>
+    <w:p>
+      <w:pPr>
+        <w:pStyle w:val="BodyText"/>
+      </w:pPr>
+      <w:r>
+        <w:t xml:space="preserve">Используя приведённую ниже последовательность команд по первоначальной настройке маршрутизатора, сконфигурируем маршрутизатор, задав на</w:t>
+      </w:r>
+      <w:r>
+        <w:t xml:space="preserve"> </w:t>
+      </w:r>
+      <w:r>
+        <w:t xml:space="preserve">нём имя, пароль для доступа к консоли, настроим удалённое подключение</w:t>
+      </w:r>
+      <w:r>
+        <w:t xml:space="preserve"> </w:t>
+      </w:r>
+      <w:r>
+        <w:t xml:space="preserve">к нему по ssh(рис. 2).</w:t>
       </w:r>
     </w:p>
     <w:p>
@@ -362,9 +311,9 @@
       <w:r>
         <w:drawing>
           <wp:inline>
-            <wp:extent cx="3733800" cy="1961597"/>
+            <wp:extent cx="3733800" cy="2346142"/>
             <wp:effectExtent b="0" l="0" r="0" t="0"/>
-            <wp:docPr descr="Конфигурация Trunk-порта msk-donskaya-sw-2" title="" id="26" name="Picture"/>
+            <wp:docPr descr="Конфигурирование маршрутизатора, удаленной подключение ssh" title="" id="26" name="Picture"/>
             <a:graphic>
               <a:graphicData uri="http://schemas.openxmlformats.org/drawingml/2006/picture">
                 <pic:pic>
@@ -383,7 +332,7 @@
                   <pic:spPr bwMode="auto">
                     <a:xfrm>
                       <a:off x="0" y="0"/>
-                      <a:ext cx="3733800" cy="1961597"/>
+                      <a:ext cx="3733800" cy="2346142"/>
                     </a:xfrm>
                     <a:prstGeom prst="rect">
                       <a:avLst/>
@@ -407,7 +356,15 @@
         <w:pStyle w:val="ImageCaption"/>
       </w:pPr>
       <w:r>
-        <w:t xml:space="preserve">Рис. 2: Конфигурация Trunk-порта msk-donskaya-sw-2</w:t>
+        <w:t xml:space="preserve">Рис. 2: Конфигурирование маршрутизатора, удаленной подключение ssh</w:t>
+      </w:r>
+    </w:p>
+    <w:p>
+      <w:pPr>
+        <w:pStyle w:val="BodyText"/>
+      </w:pPr>
+      <w:r>
+        <w:t xml:space="preserve">Настроим порт 24 коммутатора msk-donskaya-sw-1 как trunk-порт.(рис. 3).</w:t>
       </w:r>
     </w:p>
     <w:p>
@@ -417,9 +374,9 @@
       <w:r>
         <w:drawing>
           <wp:inline>
-            <wp:extent cx="3733800" cy="1512425"/>
+            <wp:extent cx="3733800" cy="1329649"/>
             <wp:effectExtent b="0" l="0" r="0" t="0"/>
-            <wp:docPr descr="Конфигурация Trunk-порта msk-donskaya-sw-3" title="" id="29" name="Picture"/>
+            <wp:docPr descr="Порт 24 как trunk-порт" title="" id="29" name="Picture"/>
             <a:graphic>
               <a:graphicData uri="http://schemas.openxmlformats.org/drawingml/2006/picture">
                 <pic:pic>
@@ -438,7 +395,7 @@
                   <pic:spPr bwMode="auto">
                     <a:xfrm>
                       <a:off x="0" y="0"/>
-                      <a:ext cx="3733800" cy="1512425"/>
+                      <a:ext cx="3733800" cy="1329649"/>
                     </a:xfrm>
                     <a:prstGeom prst="rect">
                       <a:avLst/>
@@ -462,7 +419,15 @@
         <w:pStyle w:val="ImageCaption"/>
       </w:pPr>
       <w:r>
-        <w:t xml:space="preserve">Рис. 3: Конфигурация Trunk-порта msk-donskaya-sw-3</w:t>
+        <w:t xml:space="preserve">Рис. 3: Порт 24 как trunk-порт</w:t>
+      </w:r>
+    </w:p>
+    <w:p>
+      <w:pPr>
+        <w:pStyle w:val="BodyText"/>
+      </w:pPr>
+      <w:r>
+        <w:t xml:space="preserve">Переименуем маршрутизатор(рис. 4).</w:t>
       </w:r>
     </w:p>
     <w:p>
@@ -472,9 +437,9 @@
       <w:r>
         <w:drawing>
           <wp:inline>
-            <wp:extent cx="3733800" cy="1434822"/>
+            <wp:extent cx="3733800" cy="2074724"/>
             <wp:effectExtent b="0" l="0" r="0" t="0"/>
-            <wp:docPr descr="Конфигурация Trunk-порта msk-donskaya-sw-4" title="" id="32" name="Picture"/>
+            <wp:docPr descr="Переименование маршрутизатора" title="" id="32" name="Picture"/>
             <a:graphic>
               <a:graphicData uri="http://schemas.openxmlformats.org/drawingml/2006/picture">
                 <pic:pic>
@@ -493,7 +458,7 @@
                   <pic:spPr bwMode="auto">
                     <a:xfrm>
                       <a:off x="0" y="0"/>
-                      <a:ext cx="3733800" cy="1434822"/>
+                      <a:ext cx="3733800" cy="2074724"/>
                     </a:xfrm>
                     <a:prstGeom prst="rect">
                       <a:avLst/>
@@ -517,7 +482,27 @@
         <w:pStyle w:val="ImageCaption"/>
       </w:pPr>
       <w:r>
-        <w:t xml:space="preserve">Рис. 4: Конфигурация Trunk-порта msk-donskaya-sw-4</w:t>
+        <w:t xml:space="preserve">Рис. 4: Переименование маршрутизатора</w:t>
+      </w:r>
+    </w:p>
+    <w:p>
+      <w:pPr>
+        <w:pStyle w:val="BodyText"/>
+      </w:pPr>
+      <w:r>
+        <w:t xml:space="preserve">На интерфейсе f0/0 маршрутизатора msk-donskaya-gw-1 настроим виртуальные интерфейсы, соответствующие номерам VLAN. Зададим соответствующие IP-адреса</w:t>
+      </w:r>
+      <w:r>
+        <w:t xml:space="preserve"> </w:t>
+      </w:r>
+      <w:r>
+        <w:t xml:space="preserve">на виртуальных интерфейсах. Для этого используем приведённую ниже</w:t>
+      </w:r>
+      <w:r>
+        <w:t xml:space="preserve"> </w:t>
+      </w:r>
+      <w:r>
+        <w:t xml:space="preserve">последовательность команд по конфигурации VLAN-интерфейсов маршрутизатора.(рис. 5).</w:t>
       </w:r>
     </w:p>
     <w:p>
@@ -527,9 +512,9 @@
       <w:r>
         <w:drawing>
           <wp:inline>
-            <wp:extent cx="3733800" cy="1443092"/>
+            <wp:extent cx="3733800" cy="3570068"/>
             <wp:effectExtent b="0" l="0" r="0" t="0"/>
-            <wp:docPr descr="Конфигурация Trunk-порта msk-pavlovskaya-sw-1" title="" id="35" name="Picture"/>
+            <wp:docPr descr="Настроим виртуальные интерфейсы, соответствующие номерам VLAN" title="" id="35" name="Picture"/>
             <a:graphic>
               <a:graphicData uri="http://schemas.openxmlformats.org/drawingml/2006/picture">
                 <pic:pic>
@@ -548,7 +533,7 @@
                   <pic:spPr bwMode="auto">
                     <a:xfrm>
                       <a:off x="0" y="0"/>
-                      <a:ext cx="3733800" cy="1443092"/>
+                      <a:ext cx="3733800" cy="3570068"/>
                     </a:xfrm>
                     <a:prstGeom prst="rect">
                       <a:avLst/>
@@ -572,7 +557,7 @@
         <w:pStyle w:val="ImageCaption"/>
       </w:pPr>
       <w:r>
-        <w:t xml:space="preserve">Рис. 5: Конфигурация Trunk-порта msk-pavlovskaya-sw-1</w:t>
+        <w:t xml:space="preserve">Рис. 5: Настроим виртуальные интерфейсы, соответствующие номерам VLAN</w:t>
       </w:r>
     </w:p>
     <w:p>
@@ -580,13 +565,7 @@
         <w:pStyle w:val="BodyText"/>
       </w:pPr>
       <w:r>
-        <w:t xml:space="preserve">Используя приведённую ниже последовательность команд по конфигурации</w:t>
-      </w:r>
-      <w:r>
-        <w:t xml:space="preserve"> </w:t>
-      </w:r>
-      <w:r>
-        <w:t xml:space="preserve">VTP, настроим коммутатор msk-donskaya-sw-1 как VTP-сервер и пропишем на нём номера и названия VLAN .(рис. 6).</w:t>
+        <w:t xml:space="preserve">Проверим доступность оконечных устройств из разных VLAN.(рис. 6).</w:t>
       </w:r>
     </w:p>
     <w:p>
@@ -596,9 +575,9 @@
       <w:r>
         <w:drawing>
           <wp:inline>
-            <wp:extent cx="3733800" cy="3016339"/>
+            <wp:extent cx="3733800" cy="3304627"/>
             <wp:effectExtent b="0" l="0" r="0" t="0"/>
-            <wp:docPr descr="msk-donskaya-sw-1 как VTP-сервер" title="" id="38" name="Picture"/>
+            <wp:docPr descr="ping" title="" id="38" name="Picture"/>
             <a:graphic>
               <a:graphicData uri="http://schemas.openxmlformats.org/drawingml/2006/picture">
                 <pic:pic>
@@ -617,7 +596,7 @@
                   <pic:spPr bwMode="auto">
                     <a:xfrm>
                       <a:off x="0" y="0"/>
-                      <a:ext cx="3733800" cy="3016339"/>
+                      <a:ext cx="3733800" cy="3304627"/>
                     </a:xfrm>
                     <a:prstGeom prst="rect">
                       <a:avLst/>
@@ -641,7 +620,7 @@
         <w:pStyle w:val="ImageCaption"/>
       </w:pPr>
       <w:r>
-        <w:t xml:space="preserve">Рис. 6: msk-donskaya-sw-1 как VTP-сервер</w:t>
+        <w:t xml:space="preserve">Рис. 6: ping</w:t>
       </w:r>
     </w:p>
     <w:p>
@@ -649,19 +628,7 @@
         <w:pStyle w:val="BodyText"/>
       </w:pPr>
       <w:r>
-        <w:t xml:space="preserve">Используя приведённую ниже последовательность команд по конфигурации</w:t>
-      </w:r>
-      <w:r>
-        <w:t xml:space="preserve"> </w:t>
-      </w:r>
-      <w:r>
-        <w:t xml:space="preserve">диапазонов портов, настроим коммутаторы msk-donskaya-sw-2 — mskdonskaya-sw-4, msk-pavlovskaya-sw-1 как VTP-клиенты и на интерфейсах</w:t>
-      </w:r>
-      <w:r>
-        <w:t xml:space="preserve"> </w:t>
-      </w:r>
-      <w:r>
-        <w:t xml:space="preserve">укажем принадлежность к VLAN (рис. 7). (рис. 8) (рис. 9) (рис. 10)</w:t>
+        <w:t xml:space="preserve">Используя режим симуляции в Packet Tracer, изучиv процесс передвижения пакета ICMP по сети. (рис. 7).</w:t>
       </w:r>
     </w:p>
     <w:p>
@@ -671,9 +638,9 @@
       <w:r>
         <w:drawing>
           <wp:inline>
-            <wp:extent cx="3733800" cy="1089424"/>
+            <wp:extent cx="3733800" cy="1514530"/>
             <wp:effectExtent b="0" l="0" r="0" t="0"/>
-            <wp:docPr descr="msk-donskaya-sw-2 как VTP-клиент" title="" id="41" name="Picture"/>
+            <wp:docPr descr="Процесс передвижения пакета ICMP по сети." title="" id="41" name="Picture"/>
             <a:graphic>
               <a:graphicData uri="http://schemas.openxmlformats.org/drawingml/2006/picture">
                 <pic:pic>
@@ -692,7 +659,7 @@
                   <pic:spPr bwMode="auto">
                     <a:xfrm>
                       <a:off x="0" y="0"/>
-                      <a:ext cx="3733800" cy="1089424"/>
+                      <a:ext cx="3733800" cy="1514530"/>
                     </a:xfrm>
                     <a:prstGeom prst="rect">
                       <a:avLst/>
@@ -716,7 +683,21 @@
         <w:pStyle w:val="ImageCaption"/>
       </w:pPr>
       <w:r>
-        <w:t xml:space="preserve">Рис. 7: msk-donskaya-sw-2 как VTP-клиент</w:t>
+        <w:t xml:space="preserve">Рис. 7: Процесс передвижения пакета ICMP по сети.</w:t>
+      </w:r>
+    </w:p>
+    <w:p>
+      <w:pPr>
+        <w:pStyle w:val="BodyText"/>
+      </w:pPr>
+      <w:r>
+        <w:t xml:space="preserve">Изучим содержимое передаваемого пакета</w:t>
+      </w:r>
+      <w:r>
+        <w:t xml:space="preserve"> </w:t>
+      </w:r>
+      <w:r>
+        <w:t xml:space="preserve">и заголовки задействованных протоколов.(рис. 8)</w:t>
       </w:r>
     </w:p>
     <w:p>
@@ -726,9 +707,9 @@
       <w:r>
         <w:drawing>
           <wp:inline>
-            <wp:extent cx="3733800" cy="971931"/>
+            <wp:extent cx="3733800" cy="2296901"/>
             <wp:effectExtent b="0" l="0" r="0" t="0"/>
-            <wp:docPr descr="msk-donskaya-sw-3 как VTP-клиент" title="" id="44" name="Picture"/>
+            <wp:docPr descr="Содержимое передаваемого пакета" title="" id="44" name="Picture"/>
             <a:graphic>
               <a:graphicData uri="http://schemas.openxmlformats.org/drawingml/2006/picture">
                 <pic:pic>
@@ -747,7 +728,7 @@
                   <pic:spPr bwMode="auto">
                     <a:xfrm>
                       <a:off x="0" y="0"/>
-                      <a:ext cx="3733800" cy="971931"/>
+                      <a:ext cx="3733800" cy="2296901"/>
                     </a:xfrm>
                     <a:prstGeom prst="rect">
                       <a:avLst/>
@@ -771,447 +752,10 @@
         <w:pStyle w:val="ImageCaption"/>
       </w:pPr>
       <w:r>
-        <w:t xml:space="preserve">Рис. 8: msk-donskaya-sw-3 как VTP-клиент</w:t>
-      </w:r>
-    </w:p>
-    <w:p>
-      <w:pPr>
-        <w:pStyle w:val="CaptionedFigure"/>
-      </w:pPr>
-      <w:r>
-        <w:drawing>
-          <wp:inline>
-            <wp:extent cx="3733800" cy="2880091"/>
-            <wp:effectExtent b="0" l="0" r="0" t="0"/>
-            <wp:docPr descr="msk-donskaya-sw-4 как VTP-клиент" title="" id="47" name="Picture"/>
-            <a:graphic>
-              <a:graphicData uri="http://schemas.openxmlformats.org/drawingml/2006/picture">
-                <pic:pic>
-                  <pic:nvPicPr>
-                    <pic:cNvPr descr="image/9.png" id="48" name="Picture"/>
-                    <pic:cNvPicPr>
-                      <a:picLocks noChangeArrowheads="1" noChangeAspect="1"/>
-                    </pic:cNvPicPr>
-                  </pic:nvPicPr>
-                  <pic:blipFill>
-                    <a:blip r:embed="rId46"/>
-                    <a:stretch>
-                      <a:fillRect/>
-                    </a:stretch>
-                  </pic:blipFill>
-                  <pic:spPr bwMode="auto">
-                    <a:xfrm>
-                      <a:off x="0" y="0"/>
-                      <a:ext cx="3733800" cy="2880091"/>
-                    </a:xfrm>
-                    <a:prstGeom prst="rect">
-                      <a:avLst/>
-                    </a:prstGeom>
-                    <a:noFill/>
-                    <a:ln w="9525">
-                      <a:noFill/>
-                      <a:headEnd/>
-                      <a:tailEnd/>
-                    </a:ln>
-                  </pic:spPr>
-                </pic:pic>
-              </a:graphicData>
-            </a:graphic>
-          </wp:inline>
-        </w:drawing>
-      </w:r>
-    </w:p>
-    <w:p>
-      <w:pPr>
-        <w:pStyle w:val="ImageCaption"/>
-      </w:pPr>
-      <w:r>
-        <w:t xml:space="preserve">Рис. 9: msk-donskaya-sw-4 как VTP-клиент</w:t>
-      </w:r>
-    </w:p>
-    <w:p>
-      <w:pPr>
-        <w:pStyle w:val="CaptionedFigure"/>
-      </w:pPr>
-      <w:r>
-        <w:drawing>
-          <wp:inline>
-            <wp:extent cx="3733800" cy="1272257"/>
-            <wp:effectExtent b="0" l="0" r="0" t="0"/>
-            <wp:docPr descr="msk-pavlovskaya-sw-1 как VTP-клиент" title="" id="50" name="Picture"/>
-            <a:graphic>
-              <a:graphicData uri="http://schemas.openxmlformats.org/drawingml/2006/picture">
-                <pic:pic>
-                  <pic:nvPicPr>
-                    <pic:cNvPr descr="image/10.png" id="51" name="Picture"/>
-                    <pic:cNvPicPr>
-                      <a:picLocks noChangeArrowheads="1" noChangeAspect="1"/>
-                    </pic:cNvPicPr>
-                  </pic:nvPicPr>
-                  <pic:blipFill>
-                    <a:blip r:embed="rId49"/>
-                    <a:stretch>
-                      <a:fillRect/>
-                    </a:stretch>
-                  </pic:blipFill>
-                  <pic:spPr bwMode="auto">
-                    <a:xfrm>
-                      <a:off x="0" y="0"/>
-                      <a:ext cx="3733800" cy="1272257"/>
-                    </a:xfrm>
-                    <a:prstGeom prst="rect">
-                      <a:avLst/>
-                    </a:prstGeom>
-                    <a:noFill/>
-                    <a:ln w="9525">
-                      <a:noFill/>
-                      <a:headEnd/>
-                      <a:tailEnd/>
-                    </a:ln>
-                  </pic:spPr>
-                </pic:pic>
-              </a:graphicData>
-            </a:graphic>
-          </wp:inline>
-        </w:drawing>
-      </w:r>
-    </w:p>
-    <w:p>
-      <w:pPr>
-        <w:pStyle w:val="ImageCaption"/>
-      </w:pPr>
-      <w:r>
-        <w:t xml:space="preserve">Рис. 10: msk-pavlovskaya-sw-1 как VTP-клиент</w:t>
-      </w:r>
-    </w:p>
-    <w:p>
-      <w:pPr>
-        <w:pStyle w:val="BodyText"/>
-      </w:pPr>
-      <w:r>
-        <w:t xml:space="preserve">Укажем статические IP-адреса на оконечных устройствах (рис. 11)</w:t>
-      </w:r>
-    </w:p>
-    <w:p>
-      <w:pPr>
-        <w:pStyle w:val="CaptionedFigure"/>
-      </w:pPr>
-      <w:r>
-        <w:drawing>
-          <wp:inline>
-            <wp:extent cx="3733800" cy="1304494"/>
-            <wp:effectExtent b="0" l="0" r="0" t="0"/>
-            <wp:docPr descr="Пример указания статического IP-адреса" title="" id="53" name="Picture"/>
-            <a:graphic>
-              <a:graphicData uri="http://schemas.openxmlformats.org/drawingml/2006/picture">
-                <pic:pic>
-                  <pic:nvPicPr>
-                    <pic:cNvPr descr="image/11.png" id="54" name="Picture"/>
-                    <pic:cNvPicPr>
-                      <a:picLocks noChangeArrowheads="1" noChangeAspect="1"/>
-                    </pic:cNvPicPr>
-                  </pic:nvPicPr>
-                  <pic:blipFill>
-                    <a:blip r:embed="rId52"/>
-                    <a:stretch>
-                      <a:fillRect/>
-                    </a:stretch>
-                  </pic:blipFill>
-                  <pic:spPr bwMode="auto">
-                    <a:xfrm>
-                      <a:off x="0" y="0"/>
-                      <a:ext cx="3733800" cy="1304494"/>
-                    </a:xfrm>
-                    <a:prstGeom prst="rect">
-                      <a:avLst/>
-                    </a:prstGeom>
-                    <a:noFill/>
-                    <a:ln w="9525">
-                      <a:noFill/>
-                      <a:headEnd/>
-                      <a:tailEnd/>
-                    </a:ln>
-                  </pic:spPr>
-                </pic:pic>
-              </a:graphicData>
-            </a:graphic>
-          </wp:inline>
-        </w:drawing>
-      </w:r>
-    </w:p>
-    <w:p>
-      <w:pPr>
-        <w:pStyle w:val="ImageCaption"/>
-      </w:pPr>
-      <w:r>
-        <w:t xml:space="preserve">Рис. 11: Пример указания статического IP-адреса</w:t>
-      </w:r>
-    </w:p>
-    <w:p>
-      <w:pPr>
-        <w:pStyle w:val="BodyText"/>
-      </w:pPr>
-      <w:r>
-        <w:t xml:space="preserve">(рис. 12)</w:t>
-      </w:r>
-    </w:p>
-    <w:p>
-      <w:pPr>
-        <w:pStyle w:val="CaptionedFigure"/>
-      </w:pPr>
-      <w:r>
-        <w:drawing>
-          <wp:inline>
-            <wp:extent cx="3733800" cy="1929189"/>
-            <wp:effectExtent b="0" l="0" r="0" t="0"/>
-            <wp:docPr descr="Пример указания статического IP-адреса" title="" id="56" name="Picture"/>
-            <a:graphic>
-              <a:graphicData uri="http://schemas.openxmlformats.org/drawingml/2006/picture">
-                <pic:pic>
-                  <pic:nvPicPr>
-                    <pic:cNvPr descr="image/12.png" id="57" name="Picture"/>
-                    <pic:cNvPicPr>
-                      <a:picLocks noChangeArrowheads="1" noChangeAspect="1"/>
-                    </pic:cNvPicPr>
-                  </pic:nvPicPr>
-                  <pic:blipFill>
-                    <a:blip r:embed="rId55"/>
-                    <a:stretch>
-                      <a:fillRect/>
-                    </a:stretch>
-                  </pic:blipFill>
-                  <pic:spPr bwMode="auto">
-                    <a:xfrm>
-                      <a:off x="0" y="0"/>
-                      <a:ext cx="3733800" cy="1929189"/>
-                    </a:xfrm>
-                    <a:prstGeom prst="rect">
-                      <a:avLst/>
-                    </a:prstGeom>
-                    <a:noFill/>
-                    <a:ln w="9525">
-                      <a:noFill/>
-                      <a:headEnd/>
-                      <a:tailEnd/>
-                    </a:ln>
-                  </pic:spPr>
-                </pic:pic>
-              </a:graphicData>
-            </a:graphic>
-          </wp:inline>
-        </w:drawing>
-      </w:r>
-    </w:p>
-    <w:p>
-      <w:pPr>
-        <w:pStyle w:val="ImageCaption"/>
-      </w:pPr>
-      <w:r>
-        <w:t xml:space="preserve">Рис. 12: Пример указания статического IP-адреса</w:t>
-      </w:r>
-    </w:p>
-    <w:p>
-      <w:pPr>
-        <w:pStyle w:val="BodyText"/>
-      </w:pPr>
-      <w:r>
-        <w:t xml:space="preserve">Проверьте с помощью команды ping доступность устройств, принадлежащих</w:t>
-      </w:r>
-      <w:r>
-        <w:t xml:space="preserve"> </w:t>
-      </w:r>
-      <w:r>
-        <w:t xml:space="preserve">одному VLAN, и недоступность устройств, принадлежащих разным VLAN.(рис. 13)</w:t>
-      </w:r>
-    </w:p>
-    <w:p>
-      <w:pPr>
-        <w:pStyle w:val="CaptionedFigure"/>
-      </w:pPr>
-      <w:r>
-        <w:drawing>
-          <wp:inline>
-            <wp:extent cx="3733800" cy="2679779"/>
-            <wp:effectExtent b="0" l="0" r="0" t="0"/>
-            <wp:docPr descr="ping" title="" id="59" name="Picture"/>
-            <a:graphic>
-              <a:graphicData uri="http://schemas.openxmlformats.org/drawingml/2006/picture">
-                <pic:pic>
-                  <pic:nvPicPr>
-                    <pic:cNvPr descr="image/13.png" id="60" name="Picture"/>
-                    <pic:cNvPicPr>
-                      <a:picLocks noChangeArrowheads="1" noChangeAspect="1"/>
-                    </pic:cNvPicPr>
-                  </pic:nvPicPr>
-                  <pic:blipFill>
-                    <a:blip r:embed="rId58"/>
-                    <a:stretch>
-                      <a:fillRect/>
-                    </a:stretch>
-                  </pic:blipFill>
-                  <pic:spPr bwMode="auto">
-                    <a:xfrm>
-                      <a:off x="0" y="0"/>
-                      <a:ext cx="3733800" cy="2679779"/>
-                    </a:xfrm>
-                    <a:prstGeom prst="rect">
-                      <a:avLst/>
-                    </a:prstGeom>
-                    <a:noFill/>
-                    <a:ln w="9525">
-                      <a:noFill/>
-                      <a:headEnd/>
-                      <a:tailEnd/>
-                    </a:ln>
-                  </pic:spPr>
-                </pic:pic>
-              </a:graphicData>
-            </a:graphic>
-          </wp:inline>
-        </w:drawing>
-      </w:r>
-    </w:p>
-    <w:p>
-      <w:pPr>
-        <w:pStyle w:val="ImageCaption"/>
-      </w:pPr>
-      <w:r>
-        <w:t xml:space="preserve">Рис. 13: ping</w:t>
-      </w:r>
-    </w:p>
-    <w:p>
-      <w:pPr>
-        <w:pStyle w:val="BodyText"/>
-      </w:pPr>
-      <w:r>
-        <w:t xml:space="preserve">Используя режим симуляции в Packet Tracer, изучим процесс передвижения пакета ICMP по сети.(рис. 14)</w:t>
-      </w:r>
-    </w:p>
-    <w:p>
-      <w:pPr>
-        <w:pStyle w:val="CaptionedFigure"/>
-      </w:pPr>
-      <w:r>
-        <w:drawing>
-          <wp:inline>
-            <wp:extent cx="3733800" cy="1640996"/>
-            <wp:effectExtent b="0" l="0" r="0" t="0"/>
-            <wp:docPr descr="Процесс передвижения пакета ICMP" title="" id="62" name="Picture"/>
-            <a:graphic>
-              <a:graphicData uri="http://schemas.openxmlformats.org/drawingml/2006/picture">
-                <pic:pic>
-                  <pic:nvPicPr>
-                    <pic:cNvPr descr="image/14.png" id="63" name="Picture"/>
-                    <pic:cNvPicPr>
-                      <a:picLocks noChangeArrowheads="1" noChangeAspect="1"/>
-                    </pic:cNvPicPr>
-                  </pic:nvPicPr>
-                  <pic:blipFill>
-                    <a:blip r:embed="rId61"/>
-                    <a:stretch>
-                      <a:fillRect/>
-                    </a:stretch>
-                  </pic:blipFill>
-                  <pic:spPr bwMode="auto">
-                    <a:xfrm>
-                      <a:off x="0" y="0"/>
-                      <a:ext cx="3733800" cy="1640996"/>
-                    </a:xfrm>
-                    <a:prstGeom prst="rect">
-                      <a:avLst/>
-                    </a:prstGeom>
-                    <a:noFill/>
-                    <a:ln w="9525">
-                      <a:noFill/>
-                      <a:headEnd/>
-                      <a:tailEnd/>
-                    </a:ln>
-                  </pic:spPr>
-                </pic:pic>
-              </a:graphicData>
-            </a:graphic>
-          </wp:inline>
-        </w:drawing>
-      </w:r>
-    </w:p>
-    <w:p>
-      <w:pPr>
-        <w:pStyle w:val="ImageCaption"/>
-      </w:pPr>
-      <w:r>
-        <w:t xml:space="preserve">Рис. 14: Процесс передвижения пакета ICMP</w:t>
-      </w:r>
-    </w:p>
-    <w:p>
-      <w:pPr>
-        <w:pStyle w:val="BodyText"/>
-      </w:pPr>
-      <w:r>
-        <w:t xml:space="preserve">Изучим содержимое передаваемого пакета</w:t>
-      </w:r>
-      <w:r>
-        <w:t xml:space="preserve"> </w:t>
-      </w:r>
-      <w:r>
-        <w:t xml:space="preserve">и заголовки задействованных протоколов.(рис. 15)</w:t>
-      </w:r>
-    </w:p>
-    <w:p>
-      <w:pPr>
-        <w:pStyle w:val="CaptionedFigure"/>
-      </w:pPr>
-      <w:r>
-        <w:drawing>
-          <wp:inline>
-            <wp:extent cx="3733800" cy="3579114"/>
-            <wp:effectExtent b="0" l="0" r="0" t="0"/>
-            <wp:docPr descr="Содержимое пакета" title="" id="65" name="Picture"/>
-            <a:graphic>
-              <a:graphicData uri="http://schemas.openxmlformats.org/drawingml/2006/picture">
-                <pic:pic>
-                  <pic:nvPicPr>
-                    <pic:cNvPr descr="image/15.png" id="66" name="Picture"/>
-                    <pic:cNvPicPr>
-                      <a:picLocks noChangeArrowheads="1" noChangeAspect="1"/>
-                    </pic:cNvPicPr>
-                  </pic:nvPicPr>
-                  <pic:blipFill>
-                    <a:blip r:embed="rId64"/>
-                    <a:stretch>
-                      <a:fillRect/>
-                    </a:stretch>
-                  </pic:blipFill>
-                  <pic:spPr bwMode="auto">
-                    <a:xfrm>
-                      <a:off x="0" y="0"/>
-                      <a:ext cx="3733800" cy="3579114"/>
-                    </a:xfrm>
-                    <a:prstGeom prst="rect">
-                      <a:avLst/>
-                    </a:prstGeom>
-                    <a:noFill/>
-                    <a:ln w="9525">
-                      <a:noFill/>
-                      <a:headEnd/>
-                      <a:tailEnd/>
-                    </a:ln>
-                  </pic:spPr>
-                </pic:pic>
-              </a:graphicData>
-            </a:graphic>
-          </wp:inline>
-        </w:drawing>
-      </w:r>
-    </w:p>
-    <w:p>
-      <w:pPr>
-        <w:pStyle w:val="ImageCaption"/>
-      </w:pPr>
-      <w:r>
-        <w:t xml:space="preserve">Рис. 15: Содержимое пакета</w:t>
-      </w:r>
-    </w:p>
-    <w:bookmarkStart w:id="67" w:name="контрольные-вопросы"/>
+        <w:t xml:space="preserve">Рис. 8: Содержимое передаваемого пакета</w:t>
+      </w:r>
+    </w:p>
+    <w:bookmarkStart w:id="46" w:name="контрольные-вопросы"/>
     <w:p>
       <w:pPr>
         <w:pStyle w:val="Heading2"/>
@@ -1231,6 +775,46 @@
     </w:p>
     <w:p>
       <w:pPr>
+        <w:pStyle w:val="FirstParagraph"/>
+      </w:pPr>
+      <w:r>
+        <w:rPr>
+          <w:b/>
+          <w:bCs/>
+        </w:rPr>
+        <w:t xml:space="preserve">1. Охарактеризуйте стандарт IEEE 802.1Q.</w:t>
+      </w:r>
+    </w:p>
+    <w:p>
+      <w:pPr>
+        <w:pStyle w:val="BodyText"/>
+      </w:pPr>
+      <w:r>
+        <w:t xml:space="preserve">Стандарт IEEE 802.1Q — это сетевой стандарт, разработанный для реализации технологии VLAN (Virtual Local Area Network) в Ethernet-сетях. Он позволяет разделять физическую сеть на несколько логических сетей, обеспечивая изоляцию трафика и повышая эффективность использования ресурсов. Основная идея заключается во внедрении тега VLAN в кадр Ethernet, что позволяет коммутаторам идентифицировать, к какой VLAN относится конкретный кадр. IEEE 802.1Q поддерживает до 4096 виртуальных сетей (идентификаторы VLAN от 0 до 4095), хотя 0 и 4095 обычно зарезервированы. Этот стандарт широко используется в корпоративных сетях для сегментации трафика, повышения безопасности и управления пропускной способностью.</w:t>
+      </w:r>
+    </w:p>
+    <w:p>
+      <w:pPr>
+        <w:pStyle w:val="BodyText"/>
+      </w:pPr>
+      <w:r>
+        <w:rPr>
+          <w:b/>
+          <w:bCs/>
+        </w:rPr>
+        <w:t xml:space="preserve">2. Опишите формат кадра IEEE 802.1Q.</w:t>
+      </w:r>
+    </w:p>
+    <w:p>
+      <w:pPr>
+        <w:pStyle w:val="BodyText"/>
+      </w:pPr>
+      <w:r>
+        <w:t xml:space="preserve">Кадр IEEE 802.1Q представляет собой модифицированный кадр Ethernet, в который добавлен тег VLAN длиной 4 байта. Формат кадра выглядит следующим образом:</w:t>
+      </w:r>
+    </w:p>
+    <w:p>
+      <w:pPr>
         <w:numPr>
           <w:ilvl w:val="0"/>
           <w:numId w:val="1002"/>
@@ -1241,13 +825,29 @@
           <w:b/>
           <w:bCs/>
         </w:rPr>
-        <w:t xml:space="preserve">Какая команда используется для просмотра списка VLAN на сетевом устройстве?</w:t>
-      </w:r>
-      <w:r>
-        <w:t xml:space="preserve"> </w:t>
-      </w:r>
-      <w:r>
-        <w:t xml:space="preserve">- show vlan</w:t>
+        <w:t xml:space="preserve">Преамбула (7 байт)</w:t>
+      </w:r>
+      <w:r>
+        <w:t xml:space="preserve"> </w:t>
+      </w:r>
+      <w:r>
+        <w:t xml:space="preserve">и</w:t>
+      </w:r>
+      <w:r>
+        <w:t xml:space="preserve"> </w:t>
+      </w:r>
+      <w:r>
+        <w:rPr>
+          <w:b/>
+          <w:bCs/>
+        </w:rPr>
+        <w:t xml:space="preserve">SFD (Start Frame Delimiter, 1 байт)</w:t>
+      </w:r>
+      <w:r>
+        <w:t xml:space="preserve"> </w:t>
+      </w:r>
+      <w:r>
+        <w:t xml:space="preserve">— стандартные поля Ethernet для синхронизации.</w:t>
       </w:r>
     </w:p>
     <w:p>
@@ -1262,164 +862,20 @@
           <w:b/>
           <w:bCs/>
         </w:rPr>
-        <w:t xml:space="preserve">Охарактеризуйте VLAN Trunking Protocol (VTP). Приведите перечень команд с пояснениями для настройки и просмотра информации о VLAN.</w:t>
-      </w:r>
-      <w:r>
-        <w:t xml:space="preserve"> </w:t>
-      </w:r>
-      <w:r>
-        <w:t xml:space="preserve">–</w:t>
-      </w:r>
-    </w:p>
-    <w:p>
-      <w:pPr>
-        <w:pStyle w:val="FirstParagraph"/>
-      </w:pPr>
-      <w:r>
-        <w:t xml:space="preserve">switchport mode trunk/access:</w:t>
+        <w:t xml:space="preserve">MAC-адрес получателя (6 байт)</w:t>
+      </w:r>
+      <w:r>
+        <w:t xml:space="preserve"> </w:t>
+      </w:r>
+      <w:r>
+        <w:t xml:space="preserve">— адрес устройства-получателя.</w:t>
       </w:r>
     </w:p>
     <w:p>
       <w:pPr>
         <w:numPr>
           <w:ilvl w:val="0"/>
-          <w:numId w:val="1003"/>
-        </w:numPr>
-      </w:pPr>
-      <w:r>
-        <w:t xml:space="preserve">switchport mode trunk: устанавливает порт в режим транка (trunk), который передает данные для нескольких VLAN через один физический интерфейс.</w:t>
-      </w:r>
-    </w:p>
-    <w:p>
-      <w:pPr>
-        <w:numPr>
-          <w:ilvl w:val="0"/>
-          <w:numId w:val="1003"/>
-        </w:numPr>
-      </w:pPr>
-      <w:r>
-        <w:t xml:space="preserve">switchport mode access: устанавливает порт в режим доступа (access), который предназначен для работы с одним определенным VLAN.</w:t>
-      </w:r>
-    </w:p>
-    <w:p>
-      <w:pPr>
-        <w:numPr>
-          <w:ilvl w:val="0"/>
-          <w:numId w:val="1003"/>
-        </w:numPr>
-      </w:pPr>
-      <w:r>
-        <w:t xml:space="preserve">switchport access vlan</w:t>
-      </w:r>
-      <w:r>
-        <w:t xml:space="preserve"> </w:t>
-      </w:r>
-      <w:r>
-        <w:t xml:space="preserve">: назначает определенный VLAN для порта в режиме доступа.</w:t>
-      </w:r>
-      <w:r>
-        <w:br/>
-      </w:r>
-      <w:r>
-        <w:t xml:space="preserve">vtp mode server/client:</w:t>
-      </w:r>
-    </w:p>
-    <w:p>
-      <w:pPr>
-        <w:numPr>
-          <w:ilvl w:val="0"/>
-          <w:numId w:val="1003"/>
-        </w:numPr>
-      </w:pPr>
-      <w:r>
-        <w:t xml:space="preserve">vtp mode server: устанавливает коммутатор в режим сервера VTP, позволяя ему рассылать информацию о VLAN другим коммутаторам в сети.</w:t>
-      </w:r>
-    </w:p>
-    <w:p>
-      <w:pPr>
-        <w:numPr>
-          <w:ilvl w:val="0"/>
-          <w:numId w:val="1003"/>
-        </w:numPr>
-      </w:pPr>
-      <w:r>
-        <w:t xml:space="preserve">vtp mode client: устанавливает коммутатор в режим клиента VTP, что позволяет ему принимать информацию о VLAN от серверов VTP.</w:t>
-      </w:r>
-    </w:p>
-    <w:p>
-      <w:pPr>
-        <w:numPr>
-          <w:ilvl w:val="0"/>
-          <w:numId w:val="1003"/>
-        </w:numPr>
-      </w:pPr>
-      <w:r>
-        <w:t xml:space="preserve">vtp domain</w:t>
-      </w:r>
-      <w:r>
-        <w:t xml:space="preserve"> </w:t>
-      </w:r>
-      <w:r>
-        <w:t xml:space="preserve">: устанавливает домен VTP, в котором находится коммутатор. Для синхронизации информации о VLAN, все коммутаторы в сети должны находиться в одном домене VTP с одинаковым именем.</w:t>
-      </w:r>
-    </w:p>
-    <w:p>
-      <w:pPr>
-        <w:numPr>
-          <w:ilvl w:val="0"/>
-          <w:numId w:val="1003"/>
-        </w:numPr>
-      </w:pPr>
-      <w:r>
-        <w:t xml:space="preserve">vtp password</w:t>
-      </w:r>
-      <w:r>
-        <w:t xml:space="preserve"> </w:t>
-      </w:r>
-      <w:r>
-        <w:t xml:space="preserve">: устанавливает пароль VTP для доступа к домену VTP. Это помогает обеспечить безопасность и предотвратить несанкционированные изменения конфигурации VLAN.</w:t>
-      </w:r>
-    </w:p>
-    <w:p>
-      <w:pPr>
-        <w:numPr>
-          <w:ilvl w:val="0"/>
-          <w:numId w:val="1003"/>
-        </w:numPr>
-      </w:pPr>
-      <w:r>
-        <w:t xml:space="preserve">vlan</w:t>
-      </w:r>
-      <w:r>
-        <w:t xml:space="preserve"> </w:t>
-      </w:r>
-      <w:r>
-        <w:t xml:space="preserve">: создает новый VLAN с указанным номером.</w:t>
-      </w:r>
-    </w:p>
-    <w:p>
-      <w:pPr>
-        <w:numPr>
-          <w:ilvl w:val="0"/>
-          <w:numId w:val="1003"/>
-        </w:numPr>
-      </w:pPr>
-      <w:r>
-        <w:t xml:space="preserve">name</w:t>
-      </w:r>
-      <w:r>
-        <w:t xml:space="preserve"> </w:t>
-      </w:r>
-      <w:r>
-        <w:t xml:space="preserve">: присваивает имя VLAN, что делает его более понятным для администраторов сети.</w:t>
-      </w:r>
-    </w:p>
-    <w:p>
-      <w:pPr>
-        <w:pStyle w:val="Compact"/>
-        <w:numPr>
-          <w:ilvl w:val="0"/>
-          <w:numId w:val="1004"/>
+          <w:numId w:val="1002"/>
         </w:numPr>
       </w:pPr>
       <w:r>
@@ -1427,71 +883,20 @@
           <w:b/>
           <w:bCs/>
         </w:rPr>
-        <w:t xml:space="preserve">Охарактеризуйте Internet Control Message Protocol (ICMP). Опишите формат пакета ICMP.</w:t>
-      </w:r>
-      <w:r>
-        <w:t xml:space="preserve"> </w:t>
-      </w:r>
-      <w:r>
-        <w:t xml:space="preserve">– Это протокол в семействе протоколов интернета, который используется для передачи сообщений об ошибках и других исключительных ситуациях, возникших при передаче данных в компьютерных сетях. ICMP также выполняет некоторые сервисные функции, такие как проверка доступности хостов и диагностика сетевых проблем.</w:t>
-      </w:r>
-      <w:r>
-        <w:br/>
-      </w:r>
-      <w:r>
-        <w:t xml:space="preserve">Формат пакета ICMP обычно состоит из заголовка и полезной нагрузки, которая может включать в себя различные поля, зависящие от типа сообщения ICMP. Основные поля заголовка ICMP включают в себя:</w:t>
+        <w:t xml:space="preserve">MAC-адрес отправителя (6 байт)</w:t>
+      </w:r>
+      <w:r>
+        <w:t xml:space="preserve"> </w:t>
+      </w:r>
+      <w:r>
+        <w:t xml:space="preserve">— адрес устройства-отправителя.</w:t>
       </w:r>
     </w:p>
     <w:p>
       <w:pPr>
         <w:numPr>
           <w:ilvl w:val="0"/>
-          <w:numId w:val="1005"/>
-        </w:numPr>
-      </w:pPr>
-      <w:r>
-        <w:t xml:space="preserve">Тип: определяет тип сообщения ICMP, например, сообщение об ошибках, запрос эхо и т. д.</w:t>
-      </w:r>
-    </w:p>
-    <w:p>
-      <w:pPr>
-        <w:numPr>
-          <w:ilvl w:val="0"/>
-          <w:numId w:val="1005"/>
-        </w:numPr>
-      </w:pPr>
-      <w:r>
-        <w:t xml:space="preserve">Код: подтип сообщения, который помогает уточнить тип сообщения. Например, для сообщения об ошибке этот код может указывать на конкретный тип ошибки.</w:t>
-      </w:r>
-    </w:p>
-    <w:p>
-      <w:pPr>
-        <w:numPr>
-          <w:ilvl w:val="0"/>
-          <w:numId w:val="1005"/>
-        </w:numPr>
-      </w:pPr>
-      <w:r>
-        <w:t xml:space="preserve">Контрольная сумма: используется для обеспечения целостности пакета ICMP.</w:t>
-      </w:r>
-    </w:p>
-    <w:p>
-      <w:pPr>
-        <w:numPr>
-          <w:ilvl w:val="0"/>
-          <w:numId w:val="1005"/>
-        </w:numPr>
-      </w:pPr>
-      <w:r>
-        <w:t xml:space="preserve">Дополнительные данные: в зависимости от типа и кода сообщения, может содержать дополнительные поля с информацией о сетевой проблеме или другой полезной информацией.</w:t>
-      </w:r>
-    </w:p>
-    <w:p>
-      <w:pPr>
-        <w:pStyle w:val="Compact"/>
-        <w:numPr>
-          <w:ilvl w:val="0"/>
-          <w:numId w:val="1006"/>
+          <w:numId w:val="1002"/>
         </w:numPr>
       </w:pPr>
       <w:r>
@@ -1499,132 +904,17 @@
           <w:b/>
           <w:bCs/>
         </w:rPr>
-        <w:t xml:space="preserve">Охарактеризуйте Address Resolution Protocol (ARP). Опишите формат пакета ARP.</w:t>
-      </w:r>
-      <w:r>
-        <w:t xml:space="preserve"> </w:t>
-      </w:r>
-      <w:r>
-        <w:t xml:space="preserve">- Это протокол, используемый в компьютерных сетях для связывания IP-адресов с физическими MAC-адресами устройств в локальной сети. Он позволяет устройствам в сети определять MAC-адреса других устройств на основе их IP-адресов.</w:t>
-      </w:r>
-      <w:r>
-        <w:br/>
-      </w:r>
-      <w:r>
-        <w:t xml:space="preserve">Когда устройству требуется отправить пакет данных другому устройству в сети, оно сначала проверяет свою локальную таблицу ARP, чтобы узнать MAC-адрес получателя. Если необходимый MAC-адрес отсутствует в таблице ARP, устройство отправляет ARP-запрос на всю сеть, запрашивая MAC-адрес соответствующего IP-адреса. Устройство, которое имеет этот IP-адрес, отвечает на запрос, предоставляя свой MAC-адрес.</w:t>
-      </w:r>
-      <w:r>
-        <w:br/>
-      </w:r>
-      <w:r>
-        <w:t xml:space="preserve">Формат пакета ARP обычно состоит из следующих полей:</w:t>
+        <w:t xml:space="preserve">Тег 802.1Q (4 байта)</w:t>
+      </w:r>
+      <w:r>
+        <w:t xml:space="preserve">:</w:t>
       </w:r>
     </w:p>
     <w:p>
       <w:pPr>
         <w:numPr>
-          <w:ilvl w:val="0"/>
-          <w:numId w:val="1007"/>
-        </w:numPr>
-      </w:pPr>
-      <w:r>
-        <w:t xml:space="preserve">Тип аппаратного адреса: определяет тип физического аппаратного адреса в сети, такой как Ethernet (значение 1).</w:t>
-      </w:r>
-    </w:p>
-    <w:p>
-      <w:pPr>
-        <w:numPr>
-          <w:ilvl w:val="0"/>
-          <w:numId w:val="1007"/>
-        </w:numPr>
-      </w:pPr>
-      <w:r>
-        <w:t xml:space="preserve">Тип протокола: указывает на протокол сетевого уровня, для которого запрашивается соответствие адресов, обычно IPv4 (значение 0x0800).</w:t>
-      </w:r>
-    </w:p>
-    <w:p>
-      <w:pPr>
-        <w:numPr>
-          <w:ilvl w:val="0"/>
-          <w:numId w:val="1007"/>
-        </w:numPr>
-      </w:pPr>
-      <w:r>
-        <w:t xml:space="preserve">Длина аппаратного адреса: указывает на размер физического адреса, обычно 6 байт для MAC-адресов Ethernet.</w:t>
-      </w:r>
-    </w:p>
-    <w:p>
-      <w:pPr>
-        <w:numPr>
-          <w:ilvl w:val="0"/>
-          <w:numId w:val="1007"/>
-        </w:numPr>
-      </w:pPr>
-      <w:r>
-        <w:t xml:space="preserve">Длина адреса протокола: указывает на размер адреса протокола, обычно 4 байта для IPv4.</w:t>
-      </w:r>
-    </w:p>
-    <w:p>
-      <w:pPr>
-        <w:numPr>
-          <w:ilvl w:val="0"/>
-          <w:numId w:val="1007"/>
-        </w:numPr>
-      </w:pPr>
-      <w:r>
-        <w:t xml:space="preserve">Код операции: определяет тип операции ARP, например, запрос (значение 1) или ответ (значение 2).</w:t>
-      </w:r>
-    </w:p>
-    <w:p>
-      <w:pPr>
-        <w:numPr>
-          <w:ilvl w:val="0"/>
-          <w:numId w:val="1007"/>
-        </w:numPr>
-      </w:pPr>
-      <w:r>
-        <w:t xml:space="preserve">MAC-адрес отправителя: физический адрес отправителя.</w:t>
-      </w:r>
-    </w:p>
-    <w:p>
-      <w:pPr>
-        <w:numPr>
-          <w:ilvl w:val="0"/>
-          <w:numId w:val="1007"/>
-        </w:numPr>
-      </w:pPr>
-      <w:r>
-        <w:t xml:space="preserve">IP-адрес отправителя: IP-адрес отправителя.</w:t>
-      </w:r>
-    </w:p>
-    <w:p>
-      <w:pPr>
-        <w:numPr>
-          <w:ilvl w:val="0"/>
-          <w:numId w:val="1007"/>
-        </w:numPr>
-      </w:pPr>
-      <w:r>
-        <w:t xml:space="preserve">MAC-адрес получателя: физический адрес получателя (обычно пустой в ARP-запросах).</w:t>
-      </w:r>
-    </w:p>
-    <w:p>
-      <w:pPr>
-        <w:numPr>
-          <w:ilvl w:val="0"/>
-          <w:numId w:val="1007"/>
-        </w:numPr>
-      </w:pPr>
-      <w:r>
-        <w:t xml:space="preserve">IP-адрес получателя: IP-адрес получателя, для которого запрашивается соответствие MAC-адреса.</w:t>
-      </w:r>
-    </w:p>
-    <w:p>
-      <w:pPr>
-        <w:pStyle w:val="Compact"/>
-        <w:numPr>
-          <w:ilvl w:val="0"/>
-          <w:numId w:val="1008"/>
+          <w:ilvl w:val="1"/>
+          <w:numId w:val="1003"/>
         </w:numPr>
       </w:pPr>
       <w:r>
@@ -1632,74 +922,170 @@
           <w:b/>
           <w:bCs/>
         </w:rPr>
-        <w:t xml:space="preserve">Что такое MAC-адрес? Какова его структура?</w:t>
-      </w:r>
-      <w:r>
-        <w:t xml:space="preserve"> </w:t>
-      </w:r>
-      <w:r>
-        <w:t xml:space="preserve">- MAC-адрес (Media Access Control address) - Это уникальный идентификатор, присваиваемый каждому устройству или интерфейсу активного оборудования в компьютерных сетях Ethernet. Этот адрес используется для уникальной идентификации устройства в сети и обеспечения корректной передачи данных между устройствами.</w:t>
-      </w:r>
-      <w:r>
-        <w:br/>
-      </w:r>
-      <w:r>
-        <w:t xml:space="preserve">Структура MAC-адреса следующая:</w:t>
+        <w:t xml:space="preserve">TPID (Tag Protocol Identifier, 2 байта)</w:t>
+      </w:r>
+      <w:r>
+        <w:t xml:space="preserve"> </w:t>
+      </w:r>
+      <w:r>
+        <w:t xml:space="preserve">— идентификатор протокола тега, обычно равен 0x8100, указывает на использование 802.1Q.</w:t>
+      </w:r>
+    </w:p>
+    <w:p>
+      <w:pPr>
+        <w:numPr>
+          <w:ilvl w:val="1"/>
+          <w:numId w:val="1003"/>
+        </w:numPr>
+      </w:pPr>
+      <w:r>
+        <w:rPr>
+          <w:b/>
+          <w:bCs/>
+        </w:rPr>
+        <w:t xml:space="preserve">TCI (Tag Control Information, 2 байта)</w:t>
+      </w:r>
+      <w:r>
+        <w:t xml:space="preserve">:</w:t>
+      </w:r>
+    </w:p>
+    <w:p>
+      <w:pPr>
+        <w:numPr>
+          <w:ilvl w:val="2"/>
+          <w:numId w:val="1004"/>
+        </w:numPr>
+      </w:pPr>
+      <w:r>
+        <w:rPr>
+          <w:b/>
+          <w:bCs/>
+        </w:rPr>
+        <w:t xml:space="preserve">PCP (Priority Code Point, 3 бита)</w:t>
+      </w:r>
+      <w:r>
+        <w:t xml:space="preserve"> </w:t>
+      </w:r>
+      <w:r>
+        <w:t xml:space="preserve">— приоритет кадра (0–7) для QoS.</w:t>
+      </w:r>
+    </w:p>
+    <w:p>
+      <w:pPr>
+        <w:numPr>
+          <w:ilvl w:val="2"/>
+          <w:numId w:val="1004"/>
+        </w:numPr>
+      </w:pPr>
+      <w:r>
+        <w:rPr>
+          <w:b/>
+          <w:bCs/>
+        </w:rPr>
+        <w:t xml:space="preserve">DEI (Drop Eligible Indicator, 1 бит)</w:t>
+      </w:r>
+      <w:r>
+        <w:t xml:space="preserve"> </w:t>
+      </w:r>
+      <w:r>
+        <w:t xml:space="preserve">— индикатор возможности отбрасывания кадра при перегрузке.</w:t>
+      </w:r>
+    </w:p>
+    <w:p>
+      <w:pPr>
+        <w:numPr>
+          <w:ilvl w:val="2"/>
+          <w:numId w:val="1004"/>
+        </w:numPr>
+      </w:pPr>
+      <w:r>
+        <w:rPr>
+          <w:b/>
+          <w:bCs/>
+        </w:rPr>
+        <w:t xml:space="preserve">VID (VLAN Identifier, 12 бит)</w:t>
+      </w:r>
+      <w:r>
+        <w:t xml:space="preserve"> </w:t>
+      </w:r>
+      <w:r>
+        <w:t xml:space="preserve">— идентификатор VLAN (0–4095).</w:t>
       </w:r>
     </w:p>
     <w:p>
       <w:pPr>
         <w:numPr>
           <w:ilvl w:val="0"/>
-          <w:numId w:val="1009"/>
+          <w:numId w:val="1002"/>
         </w:numPr>
       </w:pPr>
       <w:r>
-        <w:t xml:space="preserve">MAC-адрес состоит из 6 байт (или 48 бит). Каждый байт разбивается на две части:</w:t>
+        <w:rPr>
+          <w:b/>
+          <w:bCs/>
+        </w:rPr>
+        <w:t xml:space="preserve">Тип/длина (2 байта)</w:t>
+      </w:r>
+      <w:r>
+        <w:t xml:space="preserve"> </w:t>
+      </w:r>
+      <w:r>
+        <w:t xml:space="preserve">— указывает тип данных или длину полезной нагрузки.</w:t>
       </w:r>
     </w:p>
     <w:p>
       <w:pPr>
         <w:numPr>
           <w:ilvl w:val="0"/>
-          <w:numId w:val="1009"/>
+          <w:numId w:val="1002"/>
         </w:numPr>
       </w:pPr>
       <w:r>
-        <w:t xml:space="preserve">Префикс: это первые три байта (24 бита) MAC-адреса. Префикс обычно определяет производителя устройства (Organizationally Unique Identifier, OUI). Это уникальный идентификатор, выданный Институтом инженеров электротехники и электроники (IEEE) производителям сетевого оборудования.</w:t>
+        <w:rPr>
+          <w:b/>
+          <w:bCs/>
+        </w:rPr>
+        <w:t xml:space="preserve">Данные (46–1500 байт)</w:t>
+      </w:r>
+      <w:r>
+        <w:t xml:space="preserve"> </w:t>
+      </w:r>
+      <w:r>
+        <w:t xml:space="preserve">— полезная нагрузка кадра.</w:t>
       </w:r>
     </w:p>
     <w:p>
       <w:pPr>
         <w:numPr>
           <w:ilvl w:val="0"/>
-          <w:numId w:val="1009"/>
+          <w:numId w:val="1002"/>
         </w:numPr>
       </w:pPr>
       <w:r>
-        <w:t xml:space="preserve">Идентификатор устройства: это оставшиеся три байта (24 бита) MAC-адреса. Идентификатор устройства является уникальным номером, присвоенным самим производителем идентификатора.</w:t>
-      </w:r>
-    </w:p>
-    <w:p>
-      <w:pPr>
-        <w:numPr>
-          <w:ilvl w:val="0"/>
-          <w:numId w:val="1009"/>
-        </w:numPr>
-      </w:pPr>
-      <w:r>
-        <w:t xml:space="preserve">MAC-адрес записывается в шестнадцатеричной системе счисления и обычно разделяется двоеточием или дефисом между каждыми двумя байтами (например, 01:23:45:67:89:ab).</w:t>
-      </w:r>
-      <w:r>
-        <w:br/>
-      </w:r>
-      <w:r>
-        <w:t xml:space="preserve">Использование уникальных MAC-адресов позволяет коммутирующим устройствам в сети Ethernet правильно маршрутизировать кадры данных и устанавливать точные соединения между устройствами в сети.</w:t>
-      </w:r>
-    </w:p>
-    <w:bookmarkEnd w:id="67"/>
-    <w:bookmarkEnd w:id="68"/>
-    <w:bookmarkStart w:id="69" w:name="выводы"/>
+        <w:rPr>
+          <w:b/>
+          <w:bCs/>
+        </w:rPr>
+        <w:t xml:space="preserve">FCS (Frame Check Sequence, 4 байта)</w:t>
+      </w:r>
+      <w:r>
+        <w:t xml:space="preserve"> </w:t>
+      </w:r>
+      <w:r>
+        <w:t xml:space="preserve">— контрольная сумма для проверки целостности кадра.</w:t>
+      </w:r>
+    </w:p>
+    <w:p>
+      <w:pPr>
+        <w:pStyle w:val="FirstParagraph"/>
+      </w:pPr>
+      <w:r>
+        <w:t xml:space="preserve">Тег 802.1Q вставляется между полями MAC-адреса отправителя и Тип/длина, увеличивая максимальную длину кадра с 1518 до 1522 байт.</w:t>
+      </w:r>
+    </w:p>
+    <w:bookmarkEnd w:id="46"/>
+    <w:bookmarkEnd w:id="47"/>
+    <w:bookmarkStart w:id="48" w:name="выводы"/>
     <w:p>
       <w:pPr>
         <w:pStyle w:val="Heading1"/>
@@ -1722,11 +1108,11 @@
         <w:pStyle w:val="FirstParagraph"/>
       </w:pPr>
       <w:r>
-        <w:t xml:space="preserve">В ходе выполнения лабораторной работы я получил основные навыки по настройке VLAN на коммутаторах сети</w:t>
-      </w:r>
-    </w:p>
-    <w:bookmarkEnd w:id="69"/>
-    <w:bookmarkStart w:id="73" w:name="список-литературы"/>
+        <w:t xml:space="preserve">В ходе выполнения лабораторной работы я приобрел практические навыки по настройке статической маршрутизации VLAN в сети.</w:t>
+      </w:r>
+    </w:p>
+    <w:bookmarkEnd w:id="48"/>
+    <w:bookmarkStart w:id="52" w:name="список-литературы"/>
     <w:p>
       <w:pPr>
         <w:pStyle w:val="Heading1"/>
@@ -1735,8 +1121,8 @@
         <w:t xml:space="preserve">Список литературы</w:t>
       </w:r>
     </w:p>
-    <w:bookmarkStart w:id="72" w:name="refs"/>
-    <w:bookmarkStart w:id="71" w:name="ref-wiki:bash"/>
+    <w:bookmarkStart w:id="51" w:name="refs"/>
+    <w:bookmarkStart w:id="50" w:name="ref-wiki:bash"/>
     <w:p>
       <w:pPr>
         <w:pStyle w:val="Bibliography"/>
@@ -1762,7 +1148,7 @@
       <w:r>
         <w:t xml:space="preserve"> </w:t>
       </w:r>
-      <w:hyperlink r:id="rId70">
+      <w:hyperlink r:id="rId49">
         <w:r>
           <w:rPr>
             <w:rStyle w:val="Hyperlink"/>
@@ -1774,9 +1160,9 @@
         <w:t xml:space="preserve">.</w:t>
       </w:r>
     </w:p>
-    <w:bookmarkEnd w:id="71"/>
-    <w:bookmarkEnd w:id="72"/>
-    <w:bookmarkEnd w:id="73"/>
+    <w:bookmarkEnd w:id="50"/>
+    <w:bookmarkEnd w:id="51"/>
+    <w:bookmarkEnd w:id="52"/>
     <w:sectPr/>
   </w:body>
 </w:document>
@@ -2038,261 +1424,6 @@
     <w:lvl w:ilvl="8">
       <w:numFmt w:val="bullet"/>
       <w:lvlText w:val="•"/>
-      <w:lvlJc w:val="left"/>
-      <w:pPr>
-        <w:ind w:left="6480" w:hanging="480"/>
-      </w:pPr>
-    </w:lvl>
-  </w:abstractNum>
-  <w:abstractNum w:abstractNumId="99413">
-    <w:nsid w:val="00A99413"/>
-    <w:multiLevelType w:val="multilevel"/>
-    <w:lvl w:ilvl="0">
-      <w:start w:val="3"/>
-      <w:numFmt w:val="decimal"/>
-      <w:lvlText w:val="%1."/>
-      <w:lvlJc w:val="left"/>
-      <w:pPr>
-        <w:ind w:left="720" w:hanging="480"/>
-      </w:pPr>
-    </w:lvl>
-    <w:lvl w:ilvl="1">
-      <w:start w:val="3"/>
-      <w:numFmt w:val="decimal"/>
-      <w:lvlText w:val="%2."/>
-      <w:lvlJc w:val="left"/>
-      <w:pPr>
-        <w:ind w:left="1440" w:hanging="480"/>
-      </w:pPr>
-    </w:lvl>
-    <w:lvl w:ilvl="2">
-      <w:start w:val="3"/>
-      <w:numFmt w:val="decimal"/>
-      <w:lvlText w:val="%3."/>
-      <w:lvlJc w:val="left"/>
-      <w:pPr>
-        <w:ind w:left="2160" w:hanging="480"/>
-      </w:pPr>
-    </w:lvl>
-    <w:lvl w:ilvl="3">
-      <w:start w:val="3"/>
-      <w:numFmt w:val="decimal"/>
-      <w:lvlText w:val="%4."/>
-      <w:lvlJc w:val="left"/>
-      <w:pPr>
-        <w:ind w:left="2880" w:hanging="480"/>
-      </w:pPr>
-    </w:lvl>
-    <w:lvl w:ilvl="4">
-      <w:start w:val="3"/>
-      <w:numFmt w:val="decimal"/>
-      <w:lvlText w:val="%5."/>
-      <w:lvlJc w:val="left"/>
-      <w:pPr>
-        <w:ind w:left="3600" w:hanging="480"/>
-      </w:pPr>
-    </w:lvl>
-    <w:lvl w:ilvl="5">
-      <w:start w:val="3"/>
-      <w:numFmt w:val="decimal"/>
-      <w:lvlText w:val="%6."/>
-      <w:lvlJc w:val="left"/>
-      <w:pPr>
-        <w:ind w:left="4320" w:hanging="480"/>
-      </w:pPr>
-    </w:lvl>
-    <w:lvl w:ilvl="6">
-      <w:start w:val="3"/>
-      <w:numFmt w:val="decimal"/>
-      <w:lvlText w:val="%7."/>
-      <w:lvlJc w:val="left"/>
-      <w:pPr>
-        <w:ind w:left="5040" w:hanging="480"/>
-      </w:pPr>
-    </w:lvl>
-    <w:lvl w:ilvl="7">
-      <w:start w:val="3"/>
-      <w:numFmt w:val="decimal"/>
-      <w:lvlText w:val="%8."/>
-      <w:lvlJc w:val="left"/>
-      <w:pPr>
-        <w:ind w:left="5760" w:hanging="480"/>
-      </w:pPr>
-    </w:lvl>
-    <w:lvl w:ilvl="8">
-      <w:start w:val="3"/>
-      <w:numFmt w:val="decimal"/>
-      <w:lvlText w:val="%9."/>
-      <w:lvlJc w:val="left"/>
-      <w:pPr>
-        <w:ind w:left="6480" w:hanging="480"/>
-      </w:pPr>
-    </w:lvl>
-  </w:abstractNum>
-  <w:abstractNum w:abstractNumId="99414">
-    <w:nsid w:val="00A99414"/>
-    <w:multiLevelType w:val="multilevel"/>
-    <w:lvl w:ilvl="0">
-      <w:start w:val="4"/>
-      <w:numFmt w:val="decimal"/>
-      <w:lvlText w:val="%1."/>
-      <w:lvlJc w:val="left"/>
-      <w:pPr>
-        <w:ind w:left="720" w:hanging="480"/>
-      </w:pPr>
-    </w:lvl>
-    <w:lvl w:ilvl="1">
-      <w:start w:val="4"/>
-      <w:numFmt w:val="decimal"/>
-      <w:lvlText w:val="%2."/>
-      <w:lvlJc w:val="left"/>
-      <w:pPr>
-        <w:ind w:left="1440" w:hanging="480"/>
-      </w:pPr>
-    </w:lvl>
-    <w:lvl w:ilvl="2">
-      <w:start w:val="4"/>
-      <w:numFmt w:val="decimal"/>
-      <w:lvlText w:val="%3."/>
-      <w:lvlJc w:val="left"/>
-      <w:pPr>
-        <w:ind w:left="2160" w:hanging="480"/>
-      </w:pPr>
-    </w:lvl>
-    <w:lvl w:ilvl="3">
-      <w:start w:val="4"/>
-      <w:numFmt w:val="decimal"/>
-      <w:lvlText w:val="%4."/>
-      <w:lvlJc w:val="left"/>
-      <w:pPr>
-        <w:ind w:left="2880" w:hanging="480"/>
-      </w:pPr>
-    </w:lvl>
-    <w:lvl w:ilvl="4">
-      <w:start w:val="4"/>
-      <w:numFmt w:val="decimal"/>
-      <w:lvlText w:val="%5."/>
-      <w:lvlJc w:val="left"/>
-      <w:pPr>
-        <w:ind w:left="3600" w:hanging="480"/>
-      </w:pPr>
-    </w:lvl>
-    <w:lvl w:ilvl="5">
-      <w:start w:val="4"/>
-      <w:numFmt w:val="decimal"/>
-      <w:lvlText w:val="%6."/>
-      <w:lvlJc w:val="left"/>
-      <w:pPr>
-        <w:ind w:left="4320" w:hanging="480"/>
-      </w:pPr>
-    </w:lvl>
-    <w:lvl w:ilvl="6">
-      <w:start w:val="4"/>
-      <w:numFmt w:val="decimal"/>
-      <w:lvlText w:val="%7."/>
-      <w:lvlJc w:val="left"/>
-      <w:pPr>
-        <w:ind w:left="5040" w:hanging="480"/>
-      </w:pPr>
-    </w:lvl>
-    <w:lvl w:ilvl="7">
-      <w:start w:val="4"/>
-      <w:numFmt w:val="decimal"/>
-      <w:lvlText w:val="%8."/>
-      <w:lvlJc w:val="left"/>
-      <w:pPr>
-        <w:ind w:left="5760" w:hanging="480"/>
-      </w:pPr>
-    </w:lvl>
-    <w:lvl w:ilvl="8">
-      <w:start w:val="4"/>
-      <w:numFmt w:val="decimal"/>
-      <w:lvlText w:val="%9."/>
-      <w:lvlJc w:val="left"/>
-      <w:pPr>
-        <w:ind w:left="6480" w:hanging="480"/>
-      </w:pPr>
-    </w:lvl>
-  </w:abstractNum>
-  <w:abstractNum w:abstractNumId="99415">
-    <w:nsid w:val="00A99415"/>
-    <w:multiLevelType w:val="multilevel"/>
-    <w:lvl w:ilvl="0">
-      <w:start w:val="5"/>
-      <w:numFmt w:val="decimal"/>
-      <w:lvlText w:val="%1."/>
-      <w:lvlJc w:val="left"/>
-      <w:pPr>
-        <w:ind w:left="720" w:hanging="480"/>
-      </w:pPr>
-    </w:lvl>
-    <w:lvl w:ilvl="1">
-      <w:start w:val="5"/>
-      <w:numFmt w:val="decimal"/>
-      <w:lvlText w:val="%2."/>
-      <w:lvlJc w:val="left"/>
-      <w:pPr>
-        <w:ind w:left="1440" w:hanging="480"/>
-      </w:pPr>
-    </w:lvl>
-    <w:lvl w:ilvl="2">
-      <w:start w:val="5"/>
-      <w:numFmt w:val="decimal"/>
-      <w:lvlText w:val="%3."/>
-      <w:lvlJc w:val="left"/>
-      <w:pPr>
-        <w:ind w:left="2160" w:hanging="480"/>
-      </w:pPr>
-    </w:lvl>
-    <w:lvl w:ilvl="3">
-      <w:start w:val="5"/>
-      <w:numFmt w:val="decimal"/>
-      <w:lvlText w:val="%4."/>
-      <w:lvlJc w:val="left"/>
-      <w:pPr>
-        <w:ind w:left="2880" w:hanging="480"/>
-      </w:pPr>
-    </w:lvl>
-    <w:lvl w:ilvl="4">
-      <w:start w:val="5"/>
-      <w:numFmt w:val="decimal"/>
-      <w:lvlText w:val="%5."/>
-      <w:lvlJc w:val="left"/>
-      <w:pPr>
-        <w:ind w:left="3600" w:hanging="480"/>
-      </w:pPr>
-    </w:lvl>
-    <w:lvl w:ilvl="5">
-      <w:start w:val="5"/>
-      <w:numFmt w:val="decimal"/>
-      <w:lvlText w:val="%6."/>
-      <w:lvlJc w:val="left"/>
-      <w:pPr>
-        <w:ind w:left="4320" w:hanging="480"/>
-      </w:pPr>
-    </w:lvl>
-    <w:lvl w:ilvl="6">
-      <w:start w:val="5"/>
-      <w:numFmt w:val="decimal"/>
-      <w:lvlText w:val="%7."/>
-      <w:lvlJc w:val="left"/>
-      <w:pPr>
-        <w:ind w:left="5040" w:hanging="480"/>
-      </w:pPr>
-    </w:lvl>
-    <w:lvl w:ilvl="7">
-      <w:start w:val="5"/>
-      <w:numFmt w:val="decimal"/>
-      <w:lvlText w:val="%8."/>
-      <w:lvlJc w:val="left"/>
-      <w:pPr>
-        <w:ind w:left="5760" w:hanging="480"/>
-      </w:pPr>
-    </w:lvl>
-    <w:lvl w:ilvl="8">
-      <w:start w:val="5"/>
-      <w:numFmt w:val="decimal"/>
-      <w:lvlText w:val="%9."/>
       <w:lvlJc w:val="left"/>
       <w:pPr>
         <w:ind w:left="6480" w:hanging="480"/>
@@ -2333,135 +1464,12 @@
     </w:lvlOverride>
   </w:num>
   <w:num w:numId="1002">
-    <w:abstractNumId w:val="99411"/>
-    <w:lvlOverride w:ilvl="0">
-      <w:startOverride w:val="1"/>
-    </w:lvlOverride>
-    <w:lvlOverride w:ilvl="1">
-      <w:startOverride w:val="1"/>
-    </w:lvlOverride>
-    <w:lvlOverride w:ilvl="2">
-      <w:startOverride w:val="1"/>
-    </w:lvlOverride>
-    <w:lvlOverride w:ilvl="3">
-      <w:startOverride w:val="1"/>
-    </w:lvlOverride>
-    <w:lvlOverride w:ilvl="4">
-      <w:startOverride w:val="1"/>
-    </w:lvlOverride>
-    <w:lvlOverride w:ilvl="5">
-      <w:startOverride w:val="1"/>
-    </w:lvlOverride>
-    <w:lvlOverride w:ilvl="6">
-      <w:startOverride w:val="1"/>
-    </w:lvlOverride>
-    <w:lvlOverride w:ilvl="7">
-      <w:startOverride w:val="1"/>
-    </w:lvlOverride>
-    <w:lvlOverride w:ilvl="8">
-      <w:startOverride w:val="1"/>
-    </w:lvlOverride>
+    <w:abstractNumId w:val="991"/>
   </w:num>
   <w:num w:numId="1003">
     <w:abstractNumId w:val="991"/>
   </w:num>
   <w:num w:numId="1004">
-    <w:abstractNumId w:val="99413"/>
-    <w:lvlOverride w:ilvl="0">
-      <w:startOverride w:val="3"/>
-    </w:lvlOverride>
-    <w:lvlOverride w:ilvl="1">
-      <w:startOverride w:val="3"/>
-    </w:lvlOverride>
-    <w:lvlOverride w:ilvl="2">
-      <w:startOverride w:val="3"/>
-    </w:lvlOverride>
-    <w:lvlOverride w:ilvl="3">
-      <w:startOverride w:val="3"/>
-    </w:lvlOverride>
-    <w:lvlOverride w:ilvl="4">
-      <w:startOverride w:val="3"/>
-    </w:lvlOverride>
-    <w:lvlOverride w:ilvl="5">
-      <w:startOverride w:val="3"/>
-    </w:lvlOverride>
-    <w:lvlOverride w:ilvl="6">
-      <w:startOverride w:val="3"/>
-    </w:lvlOverride>
-    <w:lvlOverride w:ilvl="7">
-      <w:startOverride w:val="3"/>
-    </w:lvlOverride>
-    <w:lvlOverride w:ilvl="8">
-      <w:startOverride w:val="3"/>
-    </w:lvlOverride>
-  </w:num>
-  <w:num w:numId="1005">
-    <w:abstractNumId w:val="991"/>
-  </w:num>
-  <w:num w:numId="1006">
-    <w:abstractNumId w:val="99414"/>
-    <w:lvlOverride w:ilvl="0">
-      <w:startOverride w:val="4"/>
-    </w:lvlOverride>
-    <w:lvlOverride w:ilvl="1">
-      <w:startOverride w:val="4"/>
-    </w:lvlOverride>
-    <w:lvlOverride w:ilvl="2">
-      <w:startOverride w:val="4"/>
-    </w:lvlOverride>
-    <w:lvlOverride w:ilvl="3">
-      <w:startOverride w:val="4"/>
-    </w:lvlOverride>
-    <w:lvlOverride w:ilvl="4">
-      <w:startOverride w:val="4"/>
-    </w:lvlOverride>
-    <w:lvlOverride w:ilvl="5">
-      <w:startOverride w:val="4"/>
-    </w:lvlOverride>
-    <w:lvlOverride w:ilvl="6">
-      <w:startOverride w:val="4"/>
-    </w:lvlOverride>
-    <w:lvlOverride w:ilvl="7">
-      <w:startOverride w:val="4"/>
-    </w:lvlOverride>
-    <w:lvlOverride w:ilvl="8">
-      <w:startOverride w:val="4"/>
-    </w:lvlOverride>
-  </w:num>
-  <w:num w:numId="1007">
-    <w:abstractNumId w:val="991"/>
-  </w:num>
-  <w:num w:numId="1008">
-    <w:abstractNumId w:val="99415"/>
-    <w:lvlOverride w:ilvl="0">
-      <w:startOverride w:val="5"/>
-    </w:lvlOverride>
-    <w:lvlOverride w:ilvl="1">
-      <w:startOverride w:val="5"/>
-    </w:lvlOverride>
-    <w:lvlOverride w:ilvl="2">
-      <w:startOverride w:val="5"/>
-    </w:lvlOverride>
-    <w:lvlOverride w:ilvl="3">
-      <w:startOverride w:val="5"/>
-    </w:lvlOverride>
-    <w:lvlOverride w:ilvl="4">
-      <w:startOverride w:val="5"/>
-    </w:lvlOverride>
-    <w:lvlOverride w:ilvl="5">
-      <w:startOverride w:val="5"/>
-    </w:lvlOverride>
-    <w:lvlOverride w:ilvl="6">
-      <w:startOverride w:val="5"/>
-    </w:lvlOverride>
-    <w:lvlOverride w:ilvl="7">
-      <w:startOverride w:val="5"/>
-    </w:lvlOverride>
-    <w:lvlOverride w:ilvl="8">
-      <w:startOverride w:val="5"/>
-    </w:lvlOverride>
-  </w:num>
-  <w:num w:numId="1009">
     <w:abstractNumId w:val="991"/>
   </w:num>
 </w:numbering>
